--- a/Documentazione.docx
+++ b/Documentazione.docx
@@ -305,6 +305,91 @@
         </w:rPr>
         <w:t xml:space="preserve">: </w:t>
       </w:r>
+      <w:hyperlink r:id="rId6" w:history="1">
+        <w:proofErr w:type="spellStart"/>
+        <w:r>
+          <w:rPr>
+            <w:rStyle w:val="Collegamentoipertestuale"/>
+            <w:rFonts w:ascii="Times New Roman" w:hAnsi="Times New Roman" w:cs="Times New Roman"/>
+            <w:sz w:val="44"/>
+            <w:szCs w:val="44"/>
+            <w:lang w:val="it-IT"/>
+          </w:rPr>
+          <w:t>Intelli</w:t>
+        </w:r>
+        <w:proofErr w:type="spellEnd"/>
+        <w:r>
+          <w:rPr>
+            <w:rStyle w:val="Collegamentoipertestuale"/>
+            <w:rFonts w:ascii="Times New Roman" w:hAnsi="Times New Roman" w:cs="Times New Roman"/>
+            <w:sz w:val="44"/>
+            <w:szCs w:val="44"/>
+            <w:lang w:val="it-IT"/>
+          </w:rPr>
+          <w:t>-M</w:t>
+        </w:r>
+        <w:r>
+          <w:rPr>
+            <w:rStyle w:val="Collegamentoipertestuale"/>
+            <w:rFonts w:ascii="Times New Roman" w:hAnsi="Times New Roman" w:cs="Times New Roman"/>
+            <w:sz w:val="44"/>
+            <w:szCs w:val="44"/>
+            <w:lang w:val="it-IT"/>
+          </w:rPr>
+          <w:t>u</w:t>
+        </w:r>
+        <w:r>
+          <w:rPr>
+            <w:rStyle w:val="Collegamentoipertestuale"/>
+            <w:rFonts w:ascii="Times New Roman" w:hAnsi="Times New Roman" w:cs="Times New Roman"/>
+            <w:sz w:val="44"/>
+            <w:szCs w:val="44"/>
+            <w:lang w:val="it-IT"/>
+          </w:rPr>
+          <w:t>sic</w:t>
+        </w:r>
+      </w:hyperlink>
+    </w:p>
+    <w:p>
+      <w:pPr>
+        <w:spacing w:line="360" w:lineRule="auto"/>
+        <w:rPr>
+          <w:rFonts w:ascii="Times New Roman" w:hAnsi="Times New Roman" w:cs="Times New Roman"/>
+          <w:sz w:val="44"/>
+          <w:szCs w:val="44"/>
+          <w:lang w:val="it-IT"/>
+        </w:rPr>
+      </w:pPr>
+      <w:r>
+        <w:rPr>
+          <w:rFonts w:ascii="Times New Roman" w:hAnsi="Times New Roman" w:cs="Times New Roman"/>
+          <w:sz w:val="44"/>
+          <w:szCs w:val="44"/>
+          <w:lang w:val="it-IT"/>
+        </w:rPr>
+        <w:t>‘</w:t>
+      </w:r>
+      <w:hyperlink r:id="rId7" w:history="1">
+        <w:r>
+          <w:rPr>
+            <w:rStyle w:val="Collegamentoipertestuale"/>
+            <w:rFonts w:ascii="Times New Roman" w:hAnsi="Times New Roman" w:cs="Times New Roman"/>
+            <w:sz w:val="44"/>
+            <w:szCs w:val="44"/>
+            <w:lang w:val="it-IT"/>
+          </w:rPr>
+          <w:t>https://github.com/Step0491/Intelli-Music.git</w:t>
+        </w:r>
+      </w:hyperlink>
+      <w:r>
+        <w:rPr>
+          <w:rFonts w:ascii="Times New Roman" w:hAnsi="Times New Roman" w:cs="Times New Roman"/>
+          <w:sz w:val="44"/>
+          <w:szCs w:val="44"/>
+          <w:lang w:val="it-IT"/>
+        </w:rPr>
+        <w:t>’</w:t>
+      </w:r>
     </w:p>
     <w:p>
       <w:pPr>
@@ -440,6 +525,8 @@
           <w:b w:val="0"/>
           <w:color w:val="auto"/>
           <w:kern w:val="2"/>
+          <w:sz w:val="22"/>
+          <w:szCs w:val="22"/>
           <w:lang w:val="en-GB" w:eastAsia="en-US"/>
           <w14:ligatures w14:val="standardContextual"/>
         </w:rPr>
@@ -537,25 +624,7 @@
                 <w:sz w:val="32"/>
                 <w:szCs w:val="32"/>
               </w:rPr>
-              <w:t>Introdu</w:t>
-            </w:r>
-            <w:r>
-              <w:rPr>
-                <w:rStyle w:val="Collegamentoipertestuale"/>
-                <w:noProof/>
-                <w:sz w:val="32"/>
-                <w:szCs w:val="32"/>
-              </w:rPr>
-              <w:t>z</w:t>
-            </w:r>
-            <w:r>
-              <w:rPr>
-                <w:rStyle w:val="Collegamentoipertestuale"/>
-                <w:noProof/>
-                <w:sz w:val="32"/>
-                <w:szCs w:val="32"/>
-              </w:rPr>
-              <w:t>ione</w:t>
+              <w:t>Introduzione</w:t>
             </w:r>
             <w:r>
               <w:rPr>
@@ -643,25 +712,7 @@
                 <w:sz w:val="32"/>
                 <w:szCs w:val="32"/>
               </w:rPr>
-              <w:t>Data</w:t>
-            </w:r>
-            <w:r>
-              <w:rPr>
-                <w:rStyle w:val="Collegamentoipertestuale"/>
-                <w:noProof/>
-                <w:sz w:val="32"/>
-                <w:szCs w:val="32"/>
-              </w:rPr>
-              <w:t>s</w:t>
-            </w:r>
-            <w:r>
-              <w:rPr>
-                <w:rStyle w:val="Collegamentoipertestuale"/>
-                <w:noProof/>
-                <w:sz w:val="32"/>
-                <w:szCs w:val="32"/>
-              </w:rPr>
-              <w:t>et</w:t>
+              <w:t>Dataset</w:t>
             </w:r>
             <w:r>
               <w:rPr>
@@ -2924,7 +2975,7 @@
         </w:rPr>
         <w:t xml:space="preserve">La tonalità in cui si trova la traccia. I numeri interi vengono mappati sulle altezze utilizzando la </w:t>
       </w:r>
-      <w:hyperlink r:id="rId6" w:history="1">
+      <w:hyperlink r:id="rId8" w:history="1">
         <w:r>
           <w:rPr>
             <w:rStyle w:val="Collegamentoipertestuale"/>
@@ -3491,16 +3542,7 @@
           <w:szCs w:val="32"/>
           <w:lang w:val="it-IT"/>
         </w:rPr>
-        <w:t xml:space="preserve"> </w:t>
-      </w:r>
-      <w:r>
-        <w:rPr>
-          <w:rFonts w:ascii="Times New Roman" w:hAnsi="Times New Roman" w:cs="Times New Roman"/>
-          <w:sz w:val="32"/>
-          <w:szCs w:val="32"/>
-          <w:lang w:val="it-IT"/>
-        </w:rPr>
-        <w:t xml:space="preserve">Indica se una traccia è in </w:t>
+        <w:t xml:space="preserve"> Indica se una traccia è in </w:t>
       </w:r>
       <w:r>
         <w:rPr>
@@ -3540,16 +3582,7 @@
           <w:szCs w:val="32"/>
           <w:lang w:val="it-IT"/>
         </w:rPr>
-        <w:t xml:space="preserve">; è </w:t>
-      </w:r>
-      <w:r>
-        <w:rPr>
-          <w:rFonts w:ascii="Times New Roman" w:hAnsi="Times New Roman" w:cs="Times New Roman"/>
-          <w:sz w:val="32"/>
-          <w:szCs w:val="32"/>
-          <w:lang w:val="it-IT"/>
-        </w:rPr>
-        <w:t>determinato in base alla tonalità della canzone</w:t>
+        <w:t>; è determinato in base alla tonalità della canzone</w:t>
       </w:r>
       <w:r>
         <w:rPr>
@@ -4791,7 +4824,97 @@
           <w:sz w:val="32"/>
           <w:szCs w:val="32"/>
         </w:rPr>
-        <w:t xml:space="preserve"> di trasformare variabili numeriche continue in variabili discrete/categoriali, suddividendo i </w:t>
+        <w:t xml:space="preserve"> di </w:t>
+      </w:r>
+      <w:proofErr w:type="spellStart"/>
+      <w:r>
+        <w:rPr>
+          <w:rFonts w:ascii="Times New Roman" w:hAnsi="Times New Roman" w:cs="Times New Roman"/>
+          <w:sz w:val="32"/>
+          <w:szCs w:val="32"/>
+        </w:rPr>
+        <w:t>trasformare</w:t>
+      </w:r>
+      <w:proofErr w:type="spellEnd"/>
+      <w:r>
+        <w:rPr>
+          <w:rFonts w:ascii="Times New Roman" w:hAnsi="Times New Roman" w:cs="Times New Roman"/>
+          <w:sz w:val="32"/>
+          <w:szCs w:val="32"/>
+        </w:rPr>
+        <w:t xml:space="preserve"> </w:t>
+      </w:r>
+      <w:proofErr w:type="spellStart"/>
+      <w:r>
+        <w:rPr>
+          <w:rFonts w:ascii="Times New Roman" w:hAnsi="Times New Roman" w:cs="Times New Roman"/>
+          <w:sz w:val="32"/>
+          <w:szCs w:val="32"/>
+        </w:rPr>
+        <w:t>variabili</w:t>
+      </w:r>
+      <w:proofErr w:type="spellEnd"/>
+      <w:r>
+        <w:rPr>
+          <w:rFonts w:ascii="Times New Roman" w:hAnsi="Times New Roman" w:cs="Times New Roman"/>
+          <w:sz w:val="32"/>
+          <w:szCs w:val="32"/>
+        </w:rPr>
+        <w:t xml:space="preserve"> numeriche continue in variabili discrete/</w:t>
+      </w:r>
+      <w:proofErr w:type="spellStart"/>
+      <w:r>
+        <w:rPr>
+          <w:rFonts w:ascii="Times New Roman" w:hAnsi="Times New Roman" w:cs="Times New Roman"/>
+          <w:sz w:val="32"/>
+          <w:szCs w:val="32"/>
+        </w:rPr>
+        <w:t>categoriali</w:t>
+      </w:r>
+      <w:proofErr w:type="spellEnd"/>
+      <w:r>
+        <w:rPr>
+          <w:rFonts w:ascii="Times New Roman" w:hAnsi="Times New Roman" w:cs="Times New Roman"/>
+          <w:sz w:val="32"/>
+          <w:szCs w:val="32"/>
+        </w:rPr>
+        <w:t xml:space="preserve">, </w:t>
+      </w:r>
+      <w:proofErr w:type="spellStart"/>
+      <w:r>
+        <w:rPr>
+          <w:rFonts w:ascii="Times New Roman" w:hAnsi="Times New Roman" w:cs="Times New Roman"/>
+          <w:sz w:val="32"/>
+          <w:szCs w:val="32"/>
+        </w:rPr>
+        <w:t>suddividendo</w:t>
+      </w:r>
+      <w:proofErr w:type="spellEnd"/>
+      <w:r>
+        <w:rPr>
+          <w:rFonts w:ascii="Times New Roman" w:hAnsi="Times New Roman" w:cs="Times New Roman"/>
+          <w:sz w:val="32"/>
+          <w:szCs w:val="32"/>
+        </w:rPr>
+        <w:t xml:space="preserve"> </w:t>
+      </w:r>
+      <w:proofErr w:type="spellStart"/>
+      <w:r>
+        <w:rPr>
+          <w:rFonts w:ascii="Times New Roman" w:hAnsi="Times New Roman" w:cs="Times New Roman"/>
+          <w:sz w:val="32"/>
+          <w:szCs w:val="32"/>
+        </w:rPr>
+        <w:t>i</w:t>
+      </w:r>
+      <w:proofErr w:type="spellEnd"/>
+      <w:r>
+        <w:rPr>
+          <w:rFonts w:ascii="Times New Roman" w:hAnsi="Times New Roman" w:cs="Times New Roman"/>
+          <w:sz w:val="32"/>
+          <w:szCs w:val="32"/>
+        </w:rPr>
+        <w:t xml:space="preserve"> </w:t>
       </w:r>
       <w:proofErr w:type="spellStart"/>
       <w:r>
@@ -5009,7 +5132,7 @@
                     </pic:cNvPicPr>
                   </pic:nvPicPr>
                   <pic:blipFill>
-                    <a:blip r:embed="rId7">
+                    <a:blip r:embed="rId9">
                       <a:extLst>
                         <a:ext uri="{28A0092B-C50C-407E-A947-70E740481C1C}">
                           <a14:useLocalDpi xmlns:a14="http://schemas.microsoft.com/office/drawing/2010/main" val="0"/>
@@ -5482,7 +5605,6 @@
         </w:rPr>
         <w:t xml:space="preserve">eria </w:t>
       </w:r>
-      <w:proofErr w:type="spellStart"/>
       <w:r>
         <w:rPr>
           <w:rFonts w:ascii="Times New Roman" w:hAnsi="Times New Roman" w:cs="Times New Roman"/>
@@ -5494,7 +5616,6 @@
         </w:rPr>
         <w:t>sklearn</w:t>
       </w:r>
-      <w:proofErr w:type="spellEnd"/>
       <w:r>
         <w:rPr>
           <w:rFonts w:ascii="Times New Roman" w:hAnsi="Times New Roman" w:cs="Times New Roman"/>
@@ -5911,16 +6032,7 @@
           <w:szCs w:val="32"/>
           <w:lang w:val="it-IT"/>
         </w:rPr>
-        <w:t xml:space="preserve">Poi viene affinato tale valore K attraverso </w:t>
-      </w:r>
-      <w:r>
-        <w:rPr>
-          <w:rFonts w:ascii="Times New Roman" w:hAnsi="Times New Roman" w:cs="Times New Roman"/>
-          <w:sz w:val="32"/>
-          <w:szCs w:val="32"/>
-          <w:lang w:val="it-IT"/>
-        </w:rPr>
-        <w:t xml:space="preserve">il </w:t>
+        <w:t xml:space="preserve">Poi viene affinato tale valore K attraverso il </w:t>
       </w:r>
       <w:r>
         <w:rPr>
@@ -5960,16 +6072,7 @@
           <w:szCs w:val="32"/>
           <w:lang w:val="it-IT"/>
         </w:rPr>
-        <w:t xml:space="preserve"> in range ± 2</w:t>
-      </w:r>
-      <w:r>
-        <w:rPr>
-          <w:rFonts w:ascii="Times New Roman" w:hAnsi="Times New Roman" w:cs="Times New Roman"/>
-          <w:sz w:val="32"/>
-          <w:szCs w:val="32"/>
-          <w:lang w:val="it-IT"/>
-        </w:rPr>
-        <w:t>.</w:t>
+        <w:t xml:space="preserve"> in range ± 2.</w:t>
       </w:r>
     </w:p>
     <w:p>
@@ -6029,7 +6132,7 @@
           <w:szCs w:val="32"/>
           <w:lang w:val="it-IT"/>
         </w:rPr>
-        <w:t>=</w:t>
+        <w:t>=15</w:t>
       </w:r>
       <w:r>
         <w:rPr>
@@ -6040,8 +6143,135 @@
           <w:szCs w:val="32"/>
           <w:lang w:val="it-IT"/>
         </w:rPr>
-        <w:t>15</w:t>
-      </w:r>
+        <w:t xml:space="preserve"> </w:t>
+      </w:r>
+      <w:proofErr w:type="spellStart"/>
+      <w:r>
+        <w:rPr>
+          <w:rFonts w:ascii="Times New Roman" w:hAnsi="Times New Roman" w:cs="Times New Roman"/>
+          <w:sz w:val="32"/>
+          <w:szCs w:val="32"/>
+        </w:rPr>
+        <w:t>evitando</w:t>
+      </w:r>
+      <w:proofErr w:type="spellEnd"/>
+      <w:r>
+        <w:rPr>
+          <w:rFonts w:ascii="Times New Roman" w:hAnsi="Times New Roman" w:cs="Times New Roman"/>
+          <w:sz w:val="32"/>
+          <w:szCs w:val="32"/>
+        </w:rPr>
+        <w:t xml:space="preserve"> il </w:t>
+      </w:r>
+      <w:proofErr w:type="spellStart"/>
+      <w:r>
+        <w:rPr>
+          <w:rFonts w:ascii="Times New Roman" w:hAnsi="Times New Roman" w:cs="Times New Roman"/>
+          <w:sz w:val="32"/>
+          <w:szCs w:val="32"/>
+        </w:rPr>
+        <w:t>rischio</w:t>
+      </w:r>
+      <w:proofErr w:type="spellEnd"/>
+      <w:r>
+        <w:rPr>
+          <w:rFonts w:ascii="Times New Roman" w:hAnsi="Times New Roman" w:cs="Times New Roman"/>
+          <w:sz w:val="32"/>
+          <w:szCs w:val="32"/>
+        </w:rPr>
+        <w:t xml:space="preserve"> di </w:t>
+      </w:r>
+      <w:proofErr w:type="spellStart"/>
+      <w:r>
+        <w:rPr>
+          <w:rFonts w:ascii="Times New Roman" w:hAnsi="Times New Roman" w:cs="Times New Roman"/>
+          <w:sz w:val="32"/>
+          <w:szCs w:val="32"/>
+        </w:rPr>
+        <w:t>avere</w:t>
+      </w:r>
+      <w:proofErr w:type="spellEnd"/>
+      <w:r>
+        <w:rPr>
+          <w:rFonts w:ascii="Times New Roman" w:hAnsi="Times New Roman" w:cs="Times New Roman"/>
+          <w:sz w:val="32"/>
+          <w:szCs w:val="32"/>
+        </w:rPr>
+        <w:t xml:space="preserve"> cluster </w:t>
+      </w:r>
+      <w:proofErr w:type="spellStart"/>
+      <w:r>
+        <w:rPr>
+          <w:rFonts w:ascii="Times New Roman" w:hAnsi="Times New Roman" w:cs="Times New Roman"/>
+          <w:sz w:val="32"/>
+          <w:szCs w:val="32"/>
+        </w:rPr>
+        <w:t>troppo</w:t>
+      </w:r>
+      <w:proofErr w:type="spellEnd"/>
+      <w:r>
+        <w:rPr>
+          <w:rFonts w:ascii="Times New Roman" w:hAnsi="Times New Roman" w:cs="Times New Roman"/>
+          <w:sz w:val="32"/>
+          <w:szCs w:val="32"/>
+        </w:rPr>
+        <w:t xml:space="preserve"> </w:t>
+      </w:r>
+      <w:proofErr w:type="spellStart"/>
+      <w:r>
+        <w:rPr>
+          <w:rFonts w:ascii="Times New Roman" w:hAnsi="Times New Roman" w:cs="Times New Roman"/>
+          <w:sz w:val="32"/>
+          <w:szCs w:val="32"/>
+        </w:rPr>
+        <w:t>piccoli</w:t>
+      </w:r>
+      <w:proofErr w:type="spellEnd"/>
+      <w:r>
+        <w:rPr>
+          <w:rFonts w:ascii="Times New Roman" w:hAnsi="Times New Roman" w:cs="Times New Roman"/>
+          <w:sz w:val="32"/>
+          <w:szCs w:val="32"/>
+        </w:rPr>
+        <w:t xml:space="preserve"> o non </w:t>
+      </w:r>
+      <w:proofErr w:type="spellStart"/>
+      <w:r>
+        <w:rPr>
+          <w:rFonts w:ascii="Times New Roman" w:hAnsi="Times New Roman" w:cs="Times New Roman"/>
+          <w:sz w:val="32"/>
+          <w:szCs w:val="32"/>
+        </w:rPr>
+        <w:t>significativi</w:t>
+      </w:r>
+      <w:proofErr w:type="spellEnd"/>
+      <w:r>
+        <w:rPr>
+          <w:rFonts w:ascii="Times New Roman" w:hAnsi="Times New Roman" w:cs="Times New Roman"/>
+          <w:sz w:val="32"/>
+          <w:szCs w:val="32"/>
+        </w:rPr>
+        <w:t>.</w:t>
+      </w:r>
+      <w:r>
+        <w:rPr>
+          <w:rFonts w:ascii="Times New Roman" w:hAnsi="Times New Roman" w:cs="Times New Roman"/>
+          <w:sz w:val="32"/>
+          <w:szCs w:val="32"/>
+          <w:lang w:val="it-IT"/>
+        </w:rPr>
+        <w:br/>
+      </w:r>
+      <w:r>
+        <w:rPr>
+          <w:rFonts w:ascii="Times New Roman" w:hAnsi="Times New Roman" w:cs="Times New Roman"/>
+          <w:sz w:val="32"/>
+          <w:szCs w:val="32"/>
+          <w:lang w:val="it-IT"/>
+        </w:rPr>
+        <w:t>Per ogni k, viene calcolata l'</w:t>
+      </w:r>
+      <w:proofErr w:type="spellStart"/>
       <w:r>
         <w:rPr>
           <w:rFonts w:ascii="Times New Roman" w:hAnsi="Times New Roman" w:cs="Times New Roman"/>
@@ -6051,153 +6281,18 @@
           <w:szCs w:val="32"/>
           <w:lang w:val="it-IT"/>
         </w:rPr>
-        <w:t xml:space="preserve"> </w:t>
-      </w:r>
-      <w:proofErr w:type="spellStart"/>
-      <w:r>
-        <w:rPr>
-          <w:rFonts w:ascii="Times New Roman" w:hAnsi="Times New Roman" w:cs="Times New Roman"/>
-          <w:sz w:val="32"/>
-          <w:szCs w:val="32"/>
-        </w:rPr>
-        <w:t>evitando</w:t>
-      </w:r>
-      <w:proofErr w:type="spellEnd"/>
-      <w:r>
-        <w:rPr>
-          <w:rFonts w:ascii="Times New Roman" w:hAnsi="Times New Roman" w:cs="Times New Roman"/>
-          <w:sz w:val="32"/>
-          <w:szCs w:val="32"/>
-        </w:rPr>
-        <w:t xml:space="preserve"> il </w:t>
-      </w:r>
-      <w:proofErr w:type="spellStart"/>
-      <w:r>
-        <w:rPr>
-          <w:rFonts w:ascii="Times New Roman" w:hAnsi="Times New Roman" w:cs="Times New Roman"/>
-          <w:sz w:val="32"/>
-          <w:szCs w:val="32"/>
-        </w:rPr>
-        <w:t>rischio</w:t>
-      </w:r>
-      <w:proofErr w:type="spellEnd"/>
-      <w:r>
-        <w:rPr>
-          <w:rFonts w:ascii="Times New Roman" w:hAnsi="Times New Roman" w:cs="Times New Roman"/>
-          <w:sz w:val="32"/>
-          <w:szCs w:val="32"/>
-        </w:rPr>
-        <w:t xml:space="preserve"> di </w:t>
-      </w:r>
-      <w:proofErr w:type="spellStart"/>
-      <w:r>
-        <w:rPr>
-          <w:rFonts w:ascii="Times New Roman" w:hAnsi="Times New Roman" w:cs="Times New Roman"/>
-          <w:sz w:val="32"/>
-          <w:szCs w:val="32"/>
-        </w:rPr>
-        <w:t>avere</w:t>
-      </w:r>
-      <w:proofErr w:type="spellEnd"/>
-      <w:r>
-        <w:rPr>
-          <w:rFonts w:ascii="Times New Roman" w:hAnsi="Times New Roman" w:cs="Times New Roman"/>
-          <w:sz w:val="32"/>
-          <w:szCs w:val="32"/>
-        </w:rPr>
-        <w:t xml:space="preserve"> cluster </w:t>
-      </w:r>
-      <w:proofErr w:type="spellStart"/>
-      <w:r>
-        <w:rPr>
-          <w:rFonts w:ascii="Times New Roman" w:hAnsi="Times New Roman" w:cs="Times New Roman"/>
-          <w:sz w:val="32"/>
-          <w:szCs w:val="32"/>
-        </w:rPr>
-        <w:t>troppo</w:t>
-      </w:r>
-      <w:proofErr w:type="spellEnd"/>
-      <w:r>
-        <w:rPr>
-          <w:rFonts w:ascii="Times New Roman" w:hAnsi="Times New Roman" w:cs="Times New Roman"/>
-          <w:sz w:val="32"/>
-          <w:szCs w:val="32"/>
-        </w:rPr>
-        <w:t xml:space="preserve"> </w:t>
-      </w:r>
-      <w:proofErr w:type="spellStart"/>
-      <w:r>
-        <w:rPr>
-          <w:rFonts w:ascii="Times New Roman" w:hAnsi="Times New Roman" w:cs="Times New Roman"/>
-          <w:sz w:val="32"/>
-          <w:szCs w:val="32"/>
-        </w:rPr>
-        <w:t>piccoli</w:t>
-      </w:r>
-      <w:proofErr w:type="spellEnd"/>
-      <w:r>
-        <w:rPr>
-          <w:rFonts w:ascii="Times New Roman" w:hAnsi="Times New Roman" w:cs="Times New Roman"/>
-          <w:sz w:val="32"/>
-          <w:szCs w:val="32"/>
-        </w:rPr>
-        <w:t xml:space="preserve"> o non </w:t>
-      </w:r>
-      <w:proofErr w:type="spellStart"/>
-      <w:r>
-        <w:rPr>
-          <w:rFonts w:ascii="Times New Roman" w:hAnsi="Times New Roman" w:cs="Times New Roman"/>
-          <w:sz w:val="32"/>
-          <w:szCs w:val="32"/>
-        </w:rPr>
-        <w:t>significativi</w:t>
-      </w:r>
-      <w:proofErr w:type="spellEnd"/>
-      <w:r>
-        <w:rPr>
-          <w:rFonts w:ascii="Times New Roman" w:hAnsi="Times New Roman" w:cs="Times New Roman"/>
-          <w:sz w:val="32"/>
-          <w:szCs w:val="32"/>
-        </w:rPr>
-        <w:t>.</w:t>
-      </w:r>
-      <w:r>
-        <w:rPr>
-          <w:rFonts w:ascii="Times New Roman" w:hAnsi="Times New Roman" w:cs="Times New Roman"/>
-          <w:sz w:val="32"/>
-          <w:szCs w:val="32"/>
-          <w:lang w:val="it-IT"/>
-        </w:rPr>
-        <w:br/>
-      </w:r>
-      <w:r>
-        <w:rPr>
-          <w:rFonts w:ascii="Times New Roman" w:hAnsi="Times New Roman" w:cs="Times New Roman"/>
-          <w:sz w:val="32"/>
-          <w:szCs w:val="32"/>
-          <w:lang w:val="it-IT"/>
-        </w:rPr>
-        <w:t xml:space="preserve">Per ogni </w:t>
-      </w:r>
-      <w:r>
-        <w:rPr>
-          <w:rFonts w:ascii="Times New Roman" w:hAnsi="Times New Roman" w:cs="Times New Roman"/>
-          <w:sz w:val="32"/>
-          <w:szCs w:val="32"/>
-          <w:lang w:val="it-IT"/>
-        </w:rPr>
-        <w:t>k</w:t>
-      </w:r>
-      <w:r>
-        <w:rPr>
-          <w:rFonts w:ascii="Times New Roman" w:hAnsi="Times New Roman" w:cs="Times New Roman"/>
-          <w:sz w:val="32"/>
-          <w:szCs w:val="32"/>
-          <w:lang w:val="it-IT"/>
-        </w:rPr>
-        <w:t>, viene calcolata l'</w:t>
-      </w:r>
-      <w:proofErr w:type="spellStart"/>
+        <w:t>inertia</w:t>
+      </w:r>
+      <w:proofErr w:type="spellEnd"/>
+      <w:r>
+        <w:rPr>
+          <w:rFonts w:ascii="Times New Roman" w:hAnsi="Times New Roman" w:cs="Times New Roman"/>
+          <w:sz w:val="32"/>
+          <w:szCs w:val="32"/>
+          <w:lang w:val="it-IT"/>
+        </w:rPr>
+        <w:t xml:space="preserve"> sfruttando la </w:t>
+      </w:r>
       <w:r>
         <w:rPr>
           <w:rFonts w:ascii="Times New Roman" w:hAnsi="Times New Roman" w:cs="Times New Roman"/>
@@ -6207,26 +6302,139 @@
           <w:szCs w:val="32"/>
           <w:lang w:val="it-IT"/>
         </w:rPr>
-        <w:t>inertia</w:t>
-      </w:r>
-      <w:proofErr w:type="spellEnd"/>
-      <w:r>
-        <w:rPr>
-          <w:rFonts w:ascii="Times New Roman" w:hAnsi="Times New Roman" w:cs="Times New Roman"/>
-          <w:sz w:val="32"/>
-          <w:szCs w:val="32"/>
-          <w:lang w:val="it-IT"/>
+        <w:t>parallelizzazione</w:t>
+      </w:r>
+      <w:r>
+        <w:rPr>
+          <w:rFonts w:ascii="Times New Roman" w:hAnsi="Times New Roman" w:cs="Times New Roman"/>
+          <w:sz w:val="32"/>
+          <w:szCs w:val="32"/>
+          <w:lang w:val="it-IT"/>
+        </w:rPr>
+        <w:t xml:space="preserve"> per velocizzare i calcoli. </w:t>
+      </w:r>
+      <w:r>
+        <w:rPr>
+          <w:rFonts w:ascii="Times New Roman" w:hAnsi="Times New Roman" w:cs="Times New Roman"/>
+          <w:sz w:val="32"/>
+          <w:szCs w:val="32"/>
+          <w:lang w:val="it-IT"/>
+        </w:rPr>
+        <w:br/>
+      </w:r>
+      <w:r>
+        <w:rPr>
+          <w:rFonts w:ascii="Times New Roman" w:hAnsi="Times New Roman" w:cs="Times New Roman"/>
+          <w:sz w:val="32"/>
+          <w:szCs w:val="32"/>
+        </w:rPr>
+        <w:t xml:space="preserve">Per </w:t>
+      </w:r>
+      <w:proofErr w:type="spellStart"/>
+      <w:r>
+        <w:rPr>
+          <w:rFonts w:ascii="Times New Roman" w:hAnsi="Times New Roman" w:cs="Times New Roman"/>
+          <w:sz w:val="32"/>
+          <w:szCs w:val="32"/>
+        </w:rPr>
+        <w:t>ogni</w:t>
+      </w:r>
+      <w:proofErr w:type="spellEnd"/>
+      <w:r>
+        <w:rPr>
+          <w:rFonts w:ascii="Times New Roman" w:hAnsi="Times New Roman" w:cs="Times New Roman"/>
+          <w:sz w:val="32"/>
+          <w:szCs w:val="32"/>
         </w:rPr>
         <w:t xml:space="preserve"> </w:t>
       </w:r>
-      <w:r>
-        <w:rPr>
-          <w:rFonts w:ascii="Times New Roman" w:hAnsi="Times New Roman" w:cs="Times New Roman"/>
-          <w:sz w:val="32"/>
-          <w:szCs w:val="32"/>
-          <w:lang w:val="it-IT"/>
-        </w:rPr>
-        <w:t xml:space="preserve">sfruttando la </w:t>
+      <w:proofErr w:type="spellStart"/>
+      <w:r>
+        <w:rPr>
+          <w:rFonts w:ascii="Times New Roman" w:hAnsi="Times New Roman" w:cs="Times New Roman"/>
+          <w:sz w:val="32"/>
+          <w:szCs w:val="32"/>
+        </w:rPr>
+        <w:t>valore</w:t>
+      </w:r>
+      <w:proofErr w:type="spellEnd"/>
+      <w:r>
+        <w:rPr>
+          <w:rFonts w:ascii="Times New Roman" w:hAnsi="Times New Roman" w:cs="Times New Roman"/>
+          <w:sz w:val="32"/>
+          <w:szCs w:val="32"/>
+        </w:rPr>
+        <w:t xml:space="preserve"> di </w:t>
+      </w:r>
+      <w:r>
+        <w:rPr>
+          <w:rFonts w:ascii="Times New Roman" w:hAnsi="Times New Roman" w:cs="Times New Roman"/>
+          <w:sz w:val="32"/>
+          <w:szCs w:val="32"/>
+        </w:rPr>
+        <w:t>k</w:t>
+      </w:r>
+      <w:r>
+        <w:rPr>
+          <w:rFonts w:ascii="Times New Roman" w:hAnsi="Times New Roman" w:cs="Times New Roman"/>
+          <w:sz w:val="32"/>
+          <w:szCs w:val="32"/>
+        </w:rPr>
+        <w:t xml:space="preserve"> </w:t>
+      </w:r>
+      <w:proofErr w:type="spellStart"/>
+      <w:r>
+        <w:rPr>
+          <w:rFonts w:ascii="Times New Roman" w:hAnsi="Times New Roman" w:cs="Times New Roman"/>
+          <w:sz w:val="32"/>
+          <w:szCs w:val="32"/>
+        </w:rPr>
+        <w:t>l’algoritmo</w:t>
+      </w:r>
+      <w:proofErr w:type="spellEnd"/>
+      <w:r>
+        <w:rPr>
+          <w:rFonts w:ascii="Times New Roman" w:hAnsi="Times New Roman" w:cs="Times New Roman"/>
+          <w:sz w:val="32"/>
+          <w:szCs w:val="32"/>
+        </w:rPr>
+        <w:t xml:space="preserve"> </w:t>
+      </w:r>
+      <w:proofErr w:type="spellStart"/>
+      <w:r>
+        <w:rPr>
+          <w:rFonts w:ascii="Times New Roman" w:hAnsi="Times New Roman" w:cs="Times New Roman"/>
+          <w:sz w:val="32"/>
+          <w:szCs w:val="32"/>
+        </w:rPr>
+        <w:t>viene</w:t>
+      </w:r>
+      <w:proofErr w:type="spellEnd"/>
+      <w:r>
+        <w:rPr>
+          <w:rFonts w:ascii="Times New Roman" w:hAnsi="Times New Roman" w:cs="Times New Roman"/>
+          <w:sz w:val="32"/>
+          <w:szCs w:val="32"/>
+        </w:rPr>
+        <w:t xml:space="preserve"> </w:t>
+      </w:r>
+      <w:proofErr w:type="spellStart"/>
+      <w:r>
+        <w:rPr>
+          <w:rFonts w:ascii="Times New Roman" w:hAnsi="Times New Roman" w:cs="Times New Roman"/>
+          <w:sz w:val="32"/>
+          <w:szCs w:val="32"/>
+        </w:rPr>
+        <w:t>eseguito</w:t>
+      </w:r>
+      <w:proofErr w:type="spellEnd"/>
+      <w:r>
+        <w:rPr>
+          <w:rFonts w:ascii="Times New Roman" w:hAnsi="Times New Roman" w:cs="Times New Roman"/>
+          <w:sz w:val="32"/>
+          <w:szCs w:val="32"/>
+        </w:rPr>
+        <w:t xml:space="preserve"> </w:t>
       </w:r>
       <w:r>
         <w:rPr>
@@ -6235,53 +6443,61 @@
           <w:bCs/>
           <w:sz w:val="32"/>
           <w:szCs w:val="32"/>
-          <w:lang w:val="it-IT"/>
-        </w:rPr>
-        <w:t>parallelizzazione</w:t>
-      </w:r>
-      <w:r>
-        <w:rPr>
-          <w:rFonts w:ascii="Times New Roman" w:hAnsi="Times New Roman" w:cs="Times New Roman"/>
-          <w:sz w:val="32"/>
-          <w:szCs w:val="32"/>
-          <w:lang w:val="it-IT"/>
-        </w:rPr>
-        <w:t xml:space="preserve"> per velocizzare i calcoli.</w:t>
-      </w:r>
-      <w:r>
-        <w:rPr>
-          <w:rFonts w:ascii="Times New Roman" w:hAnsi="Times New Roman" w:cs="Times New Roman"/>
-          <w:sz w:val="32"/>
-          <w:szCs w:val="32"/>
-          <w:lang w:val="it-IT"/>
+        </w:rPr>
+        <w:t>10 volte</w:t>
+      </w:r>
+      <w:r>
+        <w:rPr>
+          <w:rFonts w:ascii="Times New Roman" w:hAnsi="Times New Roman" w:cs="Times New Roman"/>
+          <w:sz w:val="32"/>
+          <w:szCs w:val="32"/>
+        </w:rPr>
+        <w:t xml:space="preserve"> (</w:t>
+      </w:r>
+      <w:proofErr w:type="spellStart"/>
+      <w:r>
+        <w:rPr>
+          <w:rFonts w:ascii="Times New Roman" w:hAnsi="Times New Roman" w:cs="Times New Roman"/>
+          <w:sz w:val="32"/>
+          <w:szCs w:val="32"/>
+        </w:rPr>
+        <w:t>n_init</w:t>
+      </w:r>
+      <w:proofErr w:type="spellEnd"/>
+      <w:r>
+        <w:rPr>
+          <w:rFonts w:ascii="Times New Roman" w:hAnsi="Times New Roman" w:cs="Times New Roman"/>
+          <w:sz w:val="32"/>
+          <w:szCs w:val="32"/>
+        </w:rPr>
+        <w:t xml:space="preserve">=10) per </w:t>
+      </w:r>
+      <w:proofErr w:type="spellStart"/>
+      <w:r>
+        <w:rPr>
+          <w:rFonts w:ascii="Times New Roman" w:hAnsi="Times New Roman" w:cs="Times New Roman"/>
+          <w:sz w:val="32"/>
+          <w:szCs w:val="32"/>
+        </w:rPr>
+        <w:t>ottenere</w:t>
+      </w:r>
+      <w:proofErr w:type="spellEnd"/>
+      <w:r>
+        <w:rPr>
+          <w:rFonts w:ascii="Times New Roman" w:hAnsi="Times New Roman" w:cs="Times New Roman"/>
+          <w:sz w:val="32"/>
+          <w:szCs w:val="32"/>
         </w:rPr>
         <w:t xml:space="preserve"> </w:t>
       </w:r>
-      <w:r>
-        <w:rPr>
-          <w:rFonts w:ascii="Times New Roman" w:hAnsi="Times New Roman" w:cs="Times New Roman"/>
-          <w:sz w:val="32"/>
-          <w:szCs w:val="32"/>
-          <w:lang w:val="it-IT"/>
-        </w:rPr>
-        <w:br/>
-      </w:r>
-      <w:r>
-        <w:rPr>
-          <w:rFonts w:ascii="Times New Roman" w:hAnsi="Times New Roman" w:cs="Times New Roman"/>
-          <w:sz w:val="32"/>
-          <w:szCs w:val="32"/>
-        </w:rPr>
-        <w:t xml:space="preserve">Per </w:t>
-      </w:r>
-      <w:proofErr w:type="spellStart"/>
-      <w:r>
-        <w:rPr>
-          <w:rFonts w:ascii="Times New Roman" w:hAnsi="Times New Roman" w:cs="Times New Roman"/>
-          <w:sz w:val="32"/>
-          <w:szCs w:val="32"/>
-        </w:rPr>
-        <w:t>ogni</w:t>
+      <w:proofErr w:type="spellStart"/>
+      <w:r>
+        <w:rPr>
+          <w:rFonts w:ascii="Times New Roman" w:hAnsi="Times New Roman" w:cs="Times New Roman"/>
+          <w:sz w:val="32"/>
+          <w:szCs w:val="32"/>
+        </w:rPr>
+        <w:t>risultati</w:t>
       </w:r>
       <w:proofErr w:type="spellEnd"/>
       <w:r>
@@ -6299,25 +6515,9 @@
           <w:sz w:val="32"/>
           <w:szCs w:val="32"/>
         </w:rPr>
-        <w:t>valore</w:t>
-      </w:r>
-      <w:proofErr w:type="spellEnd"/>
-      <w:r>
-        <w:rPr>
-          <w:rFonts w:ascii="Times New Roman" w:hAnsi="Times New Roman" w:cs="Times New Roman"/>
-          <w:sz w:val="32"/>
-          <w:szCs w:val="32"/>
-        </w:rPr>
-        <w:t xml:space="preserve"> di </w:t>
-      </w:r>
-      <w:r>
-        <w:rPr>
-          <w:rFonts w:ascii="Times New Roman" w:hAnsi="Times New Roman" w:cs="Times New Roman"/>
-          <w:sz w:val="32"/>
-          <w:szCs w:val="32"/>
-        </w:rPr>
-        <w:t>k</w:t>
-      </w:r>
+        <w:t>più</w:t>
+      </w:r>
+      <w:proofErr w:type="spellEnd"/>
       <w:r>
         <w:rPr>
           <w:rFonts w:ascii="Times New Roman" w:hAnsi="Times New Roman" w:cs="Times New Roman"/>
@@ -6333,150 +6533,6 @@
           <w:sz w:val="32"/>
           <w:szCs w:val="32"/>
         </w:rPr>
-        <w:t>l’algoritmo</w:t>
-      </w:r>
-      <w:proofErr w:type="spellEnd"/>
-      <w:r>
-        <w:rPr>
-          <w:rFonts w:ascii="Times New Roman" w:hAnsi="Times New Roman" w:cs="Times New Roman"/>
-          <w:sz w:val="32"/>
-          <w:szCs w:val="32"/>
-        </w:rPr>
-        <w:t xml:space="preserve"> </w:t>
-      </w:r>
-      <w:proofErr w:type="spellStart"/>
-      <w:r>
-        <w:rPr>
-          <w:rFonts w:ascii="Times New Roman" w:hAnsi="Times New Roman" w:cs="Times New Roman"/>
-          <w:sz w:val="32"/>
-          <w:szCs w:val="32"/>
-        </w:rPr>
-        <w:t>viene</w:t>
-      </w:r>
-      <w:proofErr w:type="spellEnd"/>
-      <w:r>
-        <w:rPr>
-          <w:rFonts w:ascii="Times New Roman" w:hAnsi="Times New Roman" w:cs="Times New Roman"/>
-          <w:sz w:val="32"/>
-          <w:szCs w:val="32"/>
-        </w:rPr>
-        <w:t xml:space="preserve"> </w:t>
-      </w:r>
-      <w:proofErr w:type="spellStart"/>
-      <w:r>
-        <w:rPr>
-          <w:rFonts w:ascii="Times New Roman" w:hAnsi="Times New Roman" w:cs="Times New Roman"/>
-          <w:sz w:val="32"/>
-          <w:szCs w:val="32"/>
-        </w:rPr>
-        <w:t>eseguito</w:t>
-      </w:r>
-      <w:proofErr w:type="spellEnd"/>
-      <w:r>
-        <w:rPr>
-          <w:rFonts w:ascii="Times New Roman" w:hAnsi="Times New Roman" w:cs="Times New Roman"/>
-          <w:sz w:val="32"/>
-          <w:szCs w:val="32"/>
-        </w:rPr>
-        <w:t xml:space="preserve"> </w:t>
-      </w:r>
-      <w:r>
-        <w:rPr>
-          <w:rFonts w:ascii="Times New Roman" w:hAnsi="Times New Roman" w:cs="Times New Roman"/>
-          <w:b/>
-          <w:bCs/>
-          <w:sz w:val="32"/>
-          <w:szCs w:val="32"/>
-        </w:rPr>
-        <w:t>10 volte</w:t>
-      </w:r>
-      <w:r>
-        <w:rPr>
-          <w:rFonts w:ascii="Times New Roman" w:hAnsi="Times New Roman" w:cs="Times New Roman"/>
-          <w:sz w:val="32"/>
-          <w:szCs w:val="32"/>
-        </w:rPr>
-        <w:t xml:space="preserve"> (</w:t>
-      </w:r>
-      <w:proofErr w:type="spellStart"/>
-      <w:r>
-        <w:rPr>
-          <w:rFonts w:ascii="Times New Roman" w:hAnsi="Times New Roman" w:cs="Times New Roman"/>
-          <w:sz w:val="32"/>
-          <w:szCs w:val="32"/>
-        </w:rPr>
-        <w:t>n_init</w:t>
-      </w:r>
-      <w:proofErr w:type="spellEnd"/>
-      <w:r>
-        <w:rPr>
-          <w:rFonts w:ascii="Times New Roman" w:hAnsi="Times New Roman" w:cs="Times New Roman"/>
-          <w:sz w:val="32"/>
-          <w:szCs w:val="32"/>
-        </w:rPr>
-        <w:t xml:space="preserve">=10) per </w:t>
-      </w:r>
-      <w:proofErr w:type="spellStart"/>
-      <w:r>
-        <w:rPr>
-          <w:rFonts w:ascii="Times New Roman" w:hAnsi="Times New Roman" w:cs="Times New Roman"/>
-          <w:sz w:val="32"/>
-          <w:szCs w:val="32"/>
-        </w:rPr>
-        <w:t>ottenere</w:t>
-      </w:r>
-      <w:proofErr w:type="spellEnd"/>
-      <w:r>
-        <w:rPr>
-          <w:rFonts w:ascii="Times New Roman" w:hAnsi="Times New Roman" w:cs="Times New Roman"/>
-          <w:sz w:val="32"/>
-          <w:szCs w:val="32"/>
-        </w:rPr>
-        <w:t xml:space="preserve"> </w:t>
-      </w:r>
-      <w:proofErr w:type="spellStart"/>
-      <w:r>
-        <w:rPr>
-          <w:rFonts w:ascii="Times New Roman" w:hAnsi="Times New Roman" w:cs="Times New Roman"/>
-          <w:sz w:val="32"/>
-          <w:szCs w:val="32"/>
-        </w:rPr>
-        <w:t>risultati</w:t>
-      </w:r>
-      <w:proofErr w:type="spellEnd"/>
-      <w:r>
-        <w:rPr>
-          <w:rFonts w:ascii="Times New Roman" w:hAnsi="Times New Roman" w:cs="Times New Roman"/>
-          <w:sz w:val="32"/>
-          <w:szCs w:val="32"/>
-        </w:rPr>
-        <w:t xml:space="preserve"> </w:t>
-      </w:r>
-      <w:proofErr w:type="spellStart"/>
-      <w:r>
-        <w:rPr>
-          <w:rFonts w:ascii="Times New Roman" w:hAnsi="Times New Roman" w:cs="Times New Roman"/>
-          <w:sz w:val="32"/>
-          <w:szCs w:val="32"/>
-        </w:rPr>
-        <w:t>più</w:t>
-      </w:r>
-      <w:proofErr w:type="spellEnd"/>
-      <w:r>
-        <w:rPr>
-          <w:rFonts w:ascii="Times New Roman" w:hAnsi="Times New Roman" w:cs="Times New Roman"/>
-          <w:sz w:val="32"/>
-          <w:szCs w:val="32"/>
-        </w:rPr>
-        <w:t xml:space="preserve"> </w:t>
-      </w:r>
-      <w:proofErr w:type="spellStart"/>
-      <w:r>
-        <w:rPr>
-          <w:rFonts w:ascii="Times New Roman" w:hAnsi="Times New Roman" w:cs="Times New Roman"/>
-          <w:sz w:val="32"/>
-          <w:szCs w:val="32"/>
-        </w:rPr>
         <w:t>stabili</w:t>
       </w:r>
       <w:proofErr w:type="spellEnd"/>
@@ -6486,23 +6542,7 @@
           <w:sz w:val="32"/>
           <w:szCs w:val="32"/>
         </w:rPr>
-        <w:t>.</w:t>
-      </w:r>
-      <w:r>
-        <w:rPr>
-          <w:rFonts w:ascii="Times New Roman" w:hAnsi="Times New Roman" w:cs="Times New Roman"/>
-          <w:sz w:val="32"/>
-          <w:szCs w:val="32"/>
-        </w:rPr>
-        <w:t xml:space="preserve"> </w:t>
-      </w:r>
-      <w:r>
-        <w:rPr>
-          <w:rFonts w:ascii="Times New Roman" w:hAnsi="Times New Roman" w:cs="Times New Roman"/>
-          <w:sz w:val="32"/>
-          <w:szCs w:val="32"/>
-        </w:rPr>
-        <w:t xml:space="preserve">L'inizializzazione </w:t>
+        <w:t xml:space="preserve">. L'inizializzazione </w:t>
       </w:r>
       <w:proofErr w:type="spellStart"/>
       <w:r>
@@ -6866,7 +6906,7 @@
                     </pic:cNvPicPr>
                   </pic:nvPicPr>
                   <pic:blipFill>
-                    <a:blip r:embed="rId8">
+                    <a:blip r:embed="rId10">
                       <a:extLst>
                         <a:ext uri="{28A0092B-C50C-407E-A947-70E740481C1C}">
                           <a14:useLocalDpi xmlns:a14="http://schemas.microsoft.com/office/drawing/2010/main" val="0"/>
@@ -7052,7 +7092,7 @@
                     </pic:cNvPicPr>
                   </pic:nvPicPr>
                   <pic:blipFill>
-                    <a:blip r:embed="rId9">
+                    <a:blip r:embed="rId11">
                       <a:extLst>
                         <a:ext uri="{28A0092B-C50C-407E-A947-70E740481C1C}">
                           <a14:useLocalDpi xmlns:a14="http://schemas.microsoft.com/office/drawing/2010/main" val="0"/>
@@ -7212,7 +7252,7 @@
                     </pic:cNvPicPr>
                   </pic:nvPicPr>
                   <pic:blipFill>
-                    <a:blip r:embed="rId10">
+                    <a:blip r:embed="rId12">
                       <a:extLst>
                         <a:ext uri="{28A0092B-C50C-407E-A947-70E740481C1C}">
                           <a14:useLocalDpi xmlns:a14="http://schemas.microsoft.com/office/drawing/2010/main" val="0"/>
@@ -7774,7 +7814,6 @@
         </w:rPr>
         <w:t xml:space="preserve"> per la visualizzazione di grafici, </w:t>
       </w:r>
-      <w:proofErr w:type="spellStart"/>
       <w:r>
         <w:rPr>
           <w:rFonts w:ascii="Times New Roman" w:hAnsi="Times New Roman" w:cs="Times New Roman"/>
@@ -7786,7 +7825,6 @@
         </w:rPr>
         <w:t>sklearn</w:t>
       </w:r>
-      <w:proofErr w:type="spellEnd"/>
       <w:r>
         <w:rPr>
           <w:rFonts w:ascii="Times New Roman" w:hAnsi="Times New Roman" w:cs="Times New Roman"/>
@@ -11115,16 +11153,7 @@
                 <w:szCs w:val="32"/>
                 <w:lang w:val="it-IT"/>
               </w:rPr>
-              <w:t>Min_samples_</w:t>
-            </w:r>
-            <w:r>
-              <w:rPr>
-                <w:rFonts w:ascii="Times New Roman" w:hAnsi="Times New Roman" w:cs="Times New Roman"/>
-                <w:sz w:val="32"/>
-                <w:szCs w:val="32"/>
-                <w:lang w:val="it-IT"/>
-              </w:rPr>
-              <w:t>split</w:t>
+              <w:t>Min_samples_split</w:t>
             </w:r>
             <w:proofErr w:type="spellEnd"/>
           </w:p>
@@ -12179,16 +12208,7 @@
           <w:szCs w:val="32"/>
           <w:lang w:val="it-IT"/>
         </w:rPr>
-        <w:t>Il d</w:t>
-      </w:r>
-      <w:r>
-        <w:rPr>
-          <w:rFonts w:ascii="Times New Roman" w:hAnsi="Times New Roman" w:cs="Times New Roman"/>
-          <w:sz w:val="32"/>
-          <w:szCs w:val="32"/>
-          <w:lang w:val="it-IT"/>
-        </w:rPr>
-        <w:t>ataset viene suddiviso in training set e test set con una proporzione dell'80%-20%</w:t>
+        <w:t>Il dataset viene suddiviso in training set e test set con una proporzione dell'80%-20%</w:t>
       </w:r>
       <w:r>
         <w:rPr>
@@ -13372,175 +13392,6 @@
                 <pic:pic xmlns:pic="http://schemas.openxmlformats.org/drawingml/2006/picture">
                   <pic:nvPicPr>
                     <pic:cNvPr id="189098872" name="Immagine 6" descr="Immagine che contiene testo, diagramma, schermata, linea&#10;&#10;Il contenuto generato dall'IA potrebbe non essere corretto."/>
-                    <pic:cNvPicPr>
-                      <a:picLocks noChangeAspect="1" noChangeArrowheads="1"/>
-                    </pic:cNvPicPr>
-                  </pic:nvPicPr>
-                  <pic:blipFill>
-                    <a:blip r:embed="rId11">
-                      <a:extLst>
-                        <a:ext uri="{28A0092B-C50C-407E-A947-70E740481C1C}">
-                          <a14:useLocalDpi xmlns:a14="http://schemas.microsoft.com/office/drawing/2010/main" val="0"/>
-                        </a:ext>
-                      </a:extLst>
-                    </a:blip>
-                    <a:srcRect/>
-                    <a:stretch>
-                      <a:fillRect/>
-                    </a:stretch>
-                  </pic:blipFill>
-                  <pic:spPr bwMode="auto">
-                    <a:xfrm>
-                      <a:off x="0" y="0"/>
-                      <a:ext cx="6113780" cy="3668395"/>
-                    </a:xfrm>
-                    <a:prstGeom prst="rect">
-                      <a:avLst/>
-                    </a:prstGeom>
-                    <a:noFill/>
-                    <a:ln>
-                      <a:noFill/>
-                    </a:ln>
-                  </pic:spPr>
-                </pic:pic>
-              </a:graphicData>
-            </a:graphic>
-          </wp:inline>
-        </w:drawing>
-      </w:r>
-    </w:p>
-    <w:p>
-      <w:pPr>
-        <w:spacing w:line="360" w:lineRule="auto"/>
-        <w:rPr>
-          <w:rFonts w:ascii="Times New Roman" w:hAnsi="Times New Roman" w:cs="Times New Roman"/>
-          <w:sz w:val="32"/>
-          <w:szCs w:val="32"/>
-          <w:lang w:val="it-IT"/>
-        </w:rPr>
-      </w:pPr>
-    </w:p>
-    <w:p>
-      <w:pPr>
-        <w:spacing w:line="360" w:lineRule="auto"/>
-        <w:rPr>
-          <w:rFonts w:ascii="Times New Roman" w:hAnsi="Times New Roman" w:cs="Times New Roman"/>
-          <w:sz w:val="32"/>
-          <w:szCs w:val="32"/>
-          <w:lang w:val="it-IT"/>
-        </w:rPr>
-      </w:pPr>
-    </w:p>
-    <w:p>
-      <w:pPr>
-        <w:rPr>
-          <w:rFonts w:ascii="Times New Roman" w:hAnsi="Times New Roman" w:cs="Times New Roman"/>
-          <w:sz w:val="32"/>
-          <w:szCs w:val="32"/>
-          <w:lang w:val="it-IT"/>
-        </w:rPr>
-      </w:pPr>
-      <w:r>
-        <w:rPr>
-          <w:rFonts w:ascii="Times New Roman" w:hAnsi="Times New Roman" w:cs="Times New Roman"/>
-          <w:sz w:val="32"/>
-          <w:szCs w:val="32"/>
-          <w:lang w:val="it-IT"/>
-        </w:rPr>
-        <w:br w:type="page"/>
-      </w:r>
-      <w:r>
-        <w:rPr>
-          <w:rFonts w:ascii="Times New Roman" w:hAnsi="Times New Roman" w:cs="Times New Roman"/>
-          <w:noProof/>
-          <w:sz w:val="32"/>
-          <w:szCs w:val="32"/>
-          <w:lang w:val="it-IT"/>
-        </w:rPr>
-        <w:lastRenderedPageBreak/>
-        <w:drawing>
-          <wp:inline distT="0" distB="0" distL="0" distR="0" wp14:anchorId="121CE96A" wp14:editId="0FC22FB0">
-            <wp:extent cx="6113780" cy="3668395"/>
-            <wp:effectExtent l="0" t="0" r="1270" b="8255"/>
-            <wp:docPr id="1990495469" name="Immagine 5" descr="Immagine che contiene testo, schermata, linea, Diagramma&#10;&#10;Il contenuto generato dall'IA potrebbe non essere corretto."/>
-            <wp:cNvGraphicFramePr>
-              <a:graphicFrameLocks xmlns:a="http://schemas.openxmlformats.org/drawingml/2006/main" noChangeAspect="1"/>
-            </wp:cNvGraphicFramePr>
-            <a:graphic xmlns:a="http://schemas.openxmlformats.org/drawingml/2006/main">
-              <a:graphicData uri="http://schemas.openxmlformats.org/drawingml/2006/picture">
-                <pic:pic xmlns:pic="http://schemas.openxmlformats.org/drawingml/2006/picture">
-                  <pic:nvPicPr>
-                    <pic:cNvPr id="1990495469" name="Immagine 5" descr="Immagine che contiene testo, schermata, linea, Diagramma&#10;&#10;Il contenuto generato dall'IA potrebbe non essere corretto."/>
-                    <pic:cNvPicPr>
-                      <a:picLocks noChangeAspect="1" noChangeArrowheads="1"/>
-                    </pic:cNvPicPr>
-                  </pic:nvPicPr>
-                  <pic:blipFill>
-                    <a:blip r:embed="rId12">
-                      <a:extLst>
-                        <a:ext uri="{28A0092B-C50C-407E-A947-70E740481C1C}">
-                          <a14:useLocalDpi xmlns:a14="http://schemas.microsoft.com/office/drawing/2010/main" val="0"/>
-                        </a:ext>
-                      </a:extLst>
-                    </a:blip>
-                    <a:srcRect/>
-                    <a:stretch>
-                      <a:fillRect/>
-                    </a:stretch>
-                  </pic:blipFill>
-                  <pic:spPr bwMode="auto">
-                    <a:xfrm>
-                      <a:off x="0" y="0"/>
-                      <a:ext cx="6113780" cy="3668395"/>
-                    </a:xfrm>
-                    <a:prstGeom prst="rect">
-                      <a:avLst/>
-                    </a:prstGeom>
-                    <a:noFill/>
-                    <a:ln>
-                      <a:noFill/>
-                    </a:ln>
-                  </pic:spPr>
-                </pic:pic>
-              </a:graphicData>
-            </a:graphic>
-          </wp:inline>
-        </w:drawing>
-      </w:r>
-    </w:p>
-    <w:p>
-      <w:pPr>
-        <w:spacing w:line="360" w:lineRule="auto"/>
-        <w:rPr>
-          <w:rFonts w:ascii="Times New Roman" w:hAnsi="Times New Roman" w:cs="Times New Roman"/>
-          <w:b/>
-          <w:bCs/>
-          <w:sz w:val="36"/>
-          <w:szCs w:val="36"/>
-          <w:lang w:val="it-IT"/>
-        </w:rPr>
-      </w:pPr>
-      <w:r>
-        <w:rPr>
-          <w:rFonts w:ascii="Times New Roman" w:hAnsi="Times New Roman" w:cs="Times New Roman"/>
-          <w:noProof/>
-          <w:sz w:val="32"/>
-          <w:szCs w:val="32"/>
-          <w:lang w:val="it-IT"/>
-        </w:rPr>
-        <w:drawing>
-          <wp:inline distT="0" distB="0" distL="0" distR="0" wp14:anchorId="51BF377F" wp14:editId="107AB81D">
-            <wp:extent cx="6113780" cy="3668395"/>
-            <wp:effectExtent l="0" t="0" r="1270" b="8255"/>
-            <wp:docPr id="1173115756" name="Immagine 7"/>
-            <wp:cNvGraphicFramePr>
-              <a:graphicFrameLocks xmlns:a="http://schemas.openxmlformats.org/drawingml/2006/main" noChangeAspect="1"/>
-            </wp:cNvGraphicFramePr>
-            <a:graphic xmlns:a="http://schemas.openxmlformats.org/drawingml/2006/main">
-              <a:graphicData uri="http://schemas.openxmlformats.org/drawingml/2006/picture">
-                <pic:pic xmlns:pic="http://schemas.openxmlformats.org/drawingml/2006/picture">
-                  <pic:nvPicPr>
-                    <pic:cNvPr id="0" name="Picture 7"/>
                     <pic:cNvPicPr>
                       <a:picLocks noChangeAspect="1" noChangeArrowheads="1"/>
                     </pic:cNvPicPr>
@@ -13580,6 +13431,175 @@
     </w:p>
     <w:p>
       <w:pPr>
+        <w:spacing w:line="360" w:lineRule="auto"/>
+        <w:rPr>
+          <w:rFonts w:ascii="Times New Roman" w:hAnsi="Times New Roman" w:cs="Times New Roman"/>
+          <w:sz w:val="32"/>
+          <w:szCs w:val="32"/>
+          <w:lang w:val="it-IT"/>
+        </w:rPr>
+      </w:pPr>
+    </w:p>
+    <w:p>
+      <w:pPr>
+        <w:spacing w:line="360" w:lineRule="auto"/>
+        <w:rPr>
+          <w:rFonts w:ascii="Times New Roman" w:hAnsi="Times New Roman" w:cs="Times New Roman"/>
+          <w:sz w:val="32"/>
+          <w:szCs w:val="32"/>
+          <w:lang w:val="it-IT"/>
+        </w:rPr>
+      </w:pPr>
+    </w:p>
+    <w:p>
+      <w:pPr>
+        <w:rPr>
+          <w:rFonts w:ascii="Times New Roman" w:hAnsi="Times New Roman" w:cs="Times New Roman"/>
+          <w:sz w:val="32"/>
+          <w:szCs w:val="32"/>
+          <w:lang w:val="it-IT"/>
+        </w:rPr>
+      </w:pPr>
+      <w:r>
+        <w:rPr>
+          <w:rFonts w:ascii="Times New Roman" w:hAnsi="Times New Roman" w:cs="Times New Roman"/>
+          <w:sz w:val="32"/>
+          <w:szCs w:val="32"/>
+          <w:lang w:val="it-IT"/>
+        </w:rPr>
+        <w:br w:type="page"/>
+      </w:r>
+      <w:r>
+        <w:rPr>
+          <w:rFonts w:ascii="Times New Roman" w:hAnsi="Times New Roman" w:cs="Times New Roman"/>
+          <w:noProof/>
+          <w:sz w:val="32"/>
+          <w:szCs w:val="32"/>
+          <w:lang w:val="it-IT"/>
+        </w:rPr>
+        <w:lastRenderedPageBreak/>
+        <w:drawing>
+          <wp:inline distT="0" distB="0" distL="0" distR="0" wp14:anchorId="121CE96A" wp14:editId="0FC22FB0">
+            <wp:extent cx="6113780" cy="3668395"/>
+            <wp:effectExtent l="0" t="0" r="1270" b="8255"/>
+            <wp:docPr id="1990495469" name="Immagine 5" descr="Immagine che contiene testo, schermata, linea, Diagramma&#10;&#10;Il contenuto generato dall'IA potrebbe non essere corretto."/>
+            <wp:cNvGraphicFramePr>
+              <a:graphicFrameLocks xmlns:a="http://schemas.openxmlformats.org/drawingml/2006/main" noChangeAspect="1"/>
+            </wp:cNvGraphicFramePr>
+            <a:graphic xmlns:a="http://schemas.openxmlformats.org/drawingml/2006/main">
+              <a:graphicData uri="http://schemas.openxmlformats.org/drawingml/2006/picture">
+                <pic:pic xmlns:pic="http://schemas.openxmlformats.org/drawingml/2006/picture">
+                  <pic:nvPicPr>
+                    <pic:cNvPr id="1990495469" name="Immagine 5" descr="Immagine che contiene testo, schermata, linea, Diagramma&#10;&#10;Il contenuto generato dall'IA potrebbe non essere corretto."/>
+                    <pic:cNvPicPr>
+                      <a:picLocks noChangeAspect="1" noChangeArrowheads="1"/>
+                    </pic:cNvPicPr>
+                  </pic:nvPicPr>
+                  <pic:blipFill>
+                    <a:blip r:embed="rId14">
+                      <a:extLst>
+                        <a:ext uri="{28A0092B-C50C-407E-A947-70E740481C1C}">
+                          <a14:useLocalDpi xmlns:a14="http://schemas.microsoft.com/office/drawing/2010/main" val="0"/>
+                        </a:ext>
+                      </a:extLst>
+                    </a:blip>
+                    <a:srcRect/>
+                    <a:stretch>
+                      <a:fillRect/>
+                    </a:stretch>
+                  </pic:blipFill>
+                  <pic:spPr bwMode="auto">
+                    <a:xfrm>
+                      <a:off x="0" y="0"/>
+                      <a:ext cx="6113780" cy="3668395"/>
+                    </a:xfrm>
+                    <a:prstGeom prst="rect">
+                      <a:avLst/>
+                    </a:prstGeom>
+                    <a:noFill/>
+                    <a:ln>
+                      <a:noFill/>
+                    </a:ln>
+                  </pic:spPr>
+                </pic:pic>
+              </a:graphicData>
+            </a:graphic>
+          </wp:inline>
+        </w:drawing>
+      </w:r>
+    </w:p>
+    <w:p>
+      <w:pPr>
+        <w:spacing w:line="360" w:lineRule="auto"/>
+        <w:rPr>
+          <w:rFonts w:ascii="Times New Roman" w:hAnsi="Times New Roman" w:cs="Times New Roman"/>
+          <w:b/>
+          <w:bCs/>
+          <w:sz w:val="36"/>
+          <w:szCs w:val="36"/>
+          <w:lang w:val="it-IT"/>
+        </w:rPr>
+      </w:pPr>
+      <w:r>
+        <w:rPr>
+          <w:rFonts w:ascii="Times New Roman" w:hAnsi="Times New Roman" w:cs="Times New Roman"/>
+          <w:noProof/>
+          <w:sz w:val="32"/>
+          <w:szCs w:val="32"/>
+          <w:lang w:val="it-IT"/>
+        </w:rPr>
+        <w:drawing>
+          <wp:inline distT="0" distB="0" distL="0" distR="0" wp14:anchorId="51BF377F" wp14:editId="107AB81D">
+            <wp:extent cx="6113780" cy="3668395"/>
+            <wp:effectExtent l="0" t="0" r="1270" b="8255"/>
+            <wp:docPr id="1173115756" name="Immagine 7"/>
+            <wp:cNvGraphicFramePr>
+              <a:graphicFrameLocks xmlns:a="http://schemas.openxmlformats.org/drawingml/2006/main" noChangeAspect="1"/>
+            </wp:cNvGraphicFramePr>
+            <a:graphic xmlns:a="http://schemas.openxmlformats.org/drawingml/2006/main">
+              <a:graphicData uri="http://schemas.openxmlformats.org/drawingml/2006/picture">
+                <pic:pic xmlns:pic="http://schemas.openxmlformats.org/drawingml/2006/picture">
+                  <pic:nvPicPr>
+                    <pic:cNvPr id="0" name="Picture 7"/>
+                    <pic:cNvPicPr>
+                      <a:picLocks noChangeAspect="1" noChangeArrowheads="1"/>
+                    </pic:cNvPicPr>
+                  </pic:nvPicPr>
+                  <pic:blipFill>
+                    <a:blip r:embed="rId15">
+                      <a:extLst>
+                        <a:ext uri="{28A0092B-C50C-407E-A947-70E740481C1C}">
+                          <a14:useLocalDpi xmlns:a14="http://schemas.microsoft.com/office/drawing/2010/main" val="0"/>
+                        </a:ext>
+                      </a:extLst>
+                    </a:blip>
+                    <a:srcRect/>
+                    <a:stretch>
+                      <a:fillRect/>
+                    </a:stretch>
+                  </pic:blipFill>
+                  <pic:spPr bwMode="auto">
+                    <a:xfrm>
+                      <a:off x="0" y="0"/>
+                      <a:ext cx="6113780" cy="3668395"/>
+                    </a:xfrm>
+                    <a:prstGeom prst="rect">
+                      <a:avLst/>
+                    </a:prstGeom>
+                    <a:noFill/>
+                    <a:ln>
+                      <a:noFill/>
+                    </a:ln>
+                  </pic:spPr>
+                </pic:pic>
+              </a:graphicData>
+            </a:graphic>
+          </wp:inline>
+        </w:drawing>
+      </w:r>
+    </w:p>
+    <w:p>
+      <w:pPr>
         <w:rPr>
           <w:rFonts w:ascii="Times New Roman" w:hAnsi="Times New Roman" w:cs="Times New Roman"/>
           <w:b/>
@@ -14246,7 +14266,7 @@
                     </pic:cNvPicPr>
                   </pic:nvPicPr>
                   <pic:blipFill rotWithShape="1">
-                    <a:blip r:embed="rId14" cstate="print">
+                    <a:blip r:embed="rId16" cstate="print">
                       <a:extLst>
                         <a:ext uri="{28A0092B-C50C-407E-A947-70E740481C1C}">
                           <a14:useLocalDpi xmlns:a14="http://schemas.microsoft.com/office/drawing/2010/main" val="0"/>
@@ -14319,7 +14339,7 @@
                     </pic:cNvPicPr>
                   </pic:nvPicPr>
                   <pic:blipFill rotWithShape="1">
-                    <a:blip r:embed="rId14" cstate="print">
+                    <a:blip r:embed="rId16" cstate="print">
                       <a:extLst>
                         <a:ext uri="{28A0092B-C50C-407E-A947-70E740481C1C}">
                           <a14:useLocalDpi xmlns:a14="http://schemas.microsoft.com/office/drawing/2010/main" val="0"/>
@@ -14411,7 +14431,7 @@
                     </pic:cNvPicPr>
                   </pic:nvPicPr>
                   <pic:blipFill rotWithShape="1">
-                    <a:blip r:embed="rId14" cstate="print">
+                    <a:blip r:embed="rId16" cstate="print">
                       <a:extLst>
                         <a:ext uri="{28A0092B-C50C-407E-A947-70E740481C1C}">
                           <a14:useLocalDpi xmlns:a14="http://schemas.microsoft.com/office/drawing/2010/main" val="0"/>
@@ -16113,7 +16133,7 @@
                     </pic:cNvPicPr>
                   </pic:nvPicPr>
                   <pic:blipFill>
-                    <a:blip r:embed="rId15">
+                    <a:blip r:embed="rId17">
                       <a:extLst>
                         <a:ext uri="{28A0092B-C50C-407E-A947-70E740481C1C}">
                           <a14:useLocalDpi xmlns:a14="http://schemas.microsoft.com/office/drawing/2010/main" val="0"/>
@@ -16234,7 +16254,7 @@
                     </pic:cNvPicPr>
                   </pic:nvPicPr>
                   <pic:blipFill>
-                    <a:blip r:embed="rId16">
+                    <a:blip r:embed="rId18">
                       <a:extLst>
                         <a:ext uri="{28A0092B-C50C-407E-A947-70E740481C1C}">
                           <a14:useLocalDpi xmlns:a14="http://schemas.microsoft.com/office/drawing/2010/main" val="0"/>
@@ -16313,7 +16333,7 @@
                     </pic:cNvPicPr>
                   </pic:nvPicPr>
                   <pic:blipFill>
-                    <a:blip r:embed="rId17">
+                    <a:blip r:embed="rId19">
                       <a:extLst>
                         <a:ext uri="{28A0092B-C50C-407E-A947-70E740481C1C}">
                           <a14:useLocalDpi xmlns:a14="http://schemas.microsoft.com/office/drawing/2010/main" val="0"/>
@@ -16404,7 +16424,7 @@
                     </pic:cNvPicPr>
                   </pic:nvPicPr>
                   <pic:blipFill>
-                    <a:blip r:embed="rId18">
+                    <a:blip r:embed="rId20">
                       <a:extLst>
                         <a:ext uri="{28A0092B-C50C-407E-A947-70E740481C1C}">
                           <a14:useLocalDpi xmlns:a14="http://schemas.microsoft.com/office/drawing/2010/main" val="0"/>
@@ -17576,7 +17596,7 @@
                     </pic:cNvPicPr>
                   </pic:nvPicPr>
                   <pic:blipFill>
-                    <a:blip r:embed="rId19" cstate="print">
+                    <a:blip r:embed="rId21" cstate="print">
                       <a:extLst>
                         <a:ext uri="{28A0092B-C50C-407E-A947-70E740481C1C}">
                           <a14:useLocalDpi xmlns:a14="http://schemas.microsoft.com/office/drawing/2010/main" val="0"/>
@@ -18351,7 +18371,7 @@
                     </pic:cNvPicPr>
                   </pic:nvPicPr>
                   <pic:blipFill>
-                    <a:blip r:embed="rId20" cstate="print">
+                    <a:blip r:embed="rId22" cstate="print">
                       <a:extLst>
                         <a:ext uri="{28A0092B-C50C-407E-A947-70E740481C1C}">
                           <a14:useLocalDpi xmlns:a14="http://schemas.microsoft.com/office/drawing/2010/main" val="0"/>
@@ -19089,7 +19109,7 @@
                     </pic:cNvPicPr>
                   </pic:nvPicPr>
                   <pic:blipFill>
-                    <a:blip r:embed="rId21">
+                    <a:blip r:embed="rId23">
                       <a:extLst>
                         <a:ext uri="{28A0092B-C50C-407E-A947-70E740481C1C}">
                           <a14:useLocalDpi xmlns:a14="http://schemas.microsoft.com/office/drawing/2010/main" val="0"/>
@@ -19183,16 +19203,7 @@
           <w:szCs w:val="32"/>
           <w:lang w:val="it-IT"/>
         </w:rPr>
-        <w:t>combinazione</w:t>
-      </w:r>
-      <w:r>
-        <w:rPr>
-          <w:rFonts w:ascii="Times New Roman" w:hAnsi="Times New Roman" w:cs="Times New Roman"/>
-          <w:sz w:val="32"/>
-          <w:szCs w:val="32"/>
-          <w:lang w:val="it-IT"/>
-        </w:rPr>
-        <w:t>.</w:t>
+        <w:t>combinazione.</w:t>
       </w:r>
     </w:p>
     <w:p>
@@ -22954,6 +22965,7 @@
   <w:style w:type="character" w:default="1" w:styleId="Carpredefinitoparagrafo">
     <w:name w:val="Default Paragraph Font"/>
     <w:uiPriority w:val="1"/>
+    <w:semiHidden/>
     <w:unhideWhenUsed/>
   </w:style>
   <w:style w:type="table" w:default="1" w:styleId="Tabellanormale">
